--- a/Templates/Залог/Реализация/Реализация принятие РТК Залог.docx
+++ b/Templates/Залог/Реализация/Реализация принятие РТК Залог.docx
@@ -389,6 +389,9 @@
         </w:rPr>
       </w:pPr>
       <w:r>
+        <w:rPr>
+          <w:rFonts w:ascii="Times New Roman" w:hAnsi="Times New Roman" w:cs="Times New Roman"/>
+        </w:rPr>
         <w:t>ознакомившись с заявлением «[989]» (ОГРН [990], ИНН [991])</w:t>
       </w:r>
     </w:p>
@@ -433,12 +436,17 @@
         </w:rPr>
         <w:t>](дата рождения: [3],  ИНН [4], СНИЛС [5], место регистрации:  [6])</w:t>
       </w:r>
+      <w:bookmarkStart w:id="0" w:name="_GoBack"/>
+      <w:bookmarkEnd w:id="0"/>
     </w:p>
     <w:p>
       <w:pPr>
         <w:ind w:firstLine="720"/>
         <w:contextualSpacing/>
         <w:jc w:val="both"/>
+        <w:rPr>
+          <w:rFonts w:ascii="Times New Roman" w:hAnsi="Times New Roman" w:cs="Times New Roman"/>
+        </w:rPr>
       </w:pPr>
       <w:r>
         <w:rPr>
@@ -504,13 +512,7 @@
         <w:rPr>
           <w:rFonts w:ascii="Times New Roman" w:eastAsia="Times New Roman" w:hAnsi="Times New Roman" w:cs="Times New Roman"/>
         </w:rPr>
-        <w:t>на сайте ЕФРСБ сообщение [11]</w:t>
-      </w:r>
-      <w:r>
-        <w:rPr>
-          <w:rFonts w:ascii="Times New Roman" w:eastAsia="Times New Roman" w:hAnsi="Times New Roman"/>
-        </w:rPr>
-        <w:t xml:space="preserve"> (сообщение №)[9].</w:t>
+        <w:t>на сайте ЕФРСБ сообщение [11] (сообщение №)[9].</w:t>
       </w:r>
     </w:p>
     <w:p>
@@ -522,9 +524,14 @@
           <w:rFonts w:ascii="Times New Roman" w:hAnsi="Times New Roman" w:cs="Times New Roman"/>
         </w:rPr>
       </w:pPr>
+      <w:proofErr w:type="gramStart"/>
       <w:r>
+        <w:rPr>
+          <w:rFonts w:ascii="Times New Roman" w:hAnsi="Times New Roman" w:cs="Times New Roman"/>
+        </w:rPr>
         <w:t>В арбитражный суд [777] поступило (посредством сервиса подачи документов в электронном виде «Мой арбитр») заявление «[989]» о включении в третью очередь реестра требований кредиторов должника задолженности в размере [12] руб., из которых: основной долг в размере  [13] руб., просроченные проценты в размере [14] руб., неустойка в размере [15]руб., из них: как обеспеченные залогом – [0007] руб.</w:t>
       </w:r>
+      <w:proofErr w:type="gramEnd"/>
     </w:p>
     <w:p>
       <w:pPr>
@@ -694,18 +701,8 @@
       <w:r>
         <w:rPr>
           <w:rFonts w:ascii="Times New Roman" w:eastAsia="Times New Roman" w:hAnsi="Times New Roman" w:cs="Times New Roman"/>
-          <w:lang w:val="en-US"/>
         </w:rPr>
-        <w:t>[19</w:t>
-      </w:r>
-      <w:bookmarkStart w:id="0" w:name="_GoBack"/>
-      <w:bookmarkEnd w:id="0"/>
-      <w:r>
-        <w:rPr>
-          <w:rFonts w:ascii="Times New Roman" w:eastAsia="Times New Roman" w:hAnsi="Times New Roman" w:cs="Times New Roman"/>
-          <w:lang w:val="en-US"/>
-        </w:rPr>
-        <w:t>]</w:t>
+        <w:t>[19]</w:t>
       </w:r>
       <w:r>
         <w:rPr>
@@ -782,6 +779,9 @@
         <w:ind w:firstLine="720"/>
         <w:contextualSpacing/>
         <w:jc w:val="both"/>
+        <w:rPr>
+          <w:rFonts w:ascii="Times New Roman" w:hAnsi="Times New Roman" w:cs="Times New Roman"/>
+        </w:rPr>
       </w:pPr>
       <w:r>
         <w:rPr>

--- a/Templates/Залог/Реализация/Реализация принятие РТК Залог.docx
+++ b/Templates/Залог/Реализация/Реализация принятие РТК Залог.docx
@@ -529,7 +529,7 @@
         <w:rPr>
           <w:rFonts w:ascii="Times New Roman" w:hAnsi="Times New Roman" w:cs="Times New Roman"/>
         </w:rPr>
-        <w:t>В арбитражный суд [777] поступило (посредством сервиса подачи документов в электронном виде «Мой арбитр») заявление «[989]» о включении в третью очередь реестра требований кредиторов должника задолженности в размере [12] руб., из которых: основной долг в размере  [13] руб., просроченные проценты в размере [14] руб., неустойка в размере [15]руб., из них: как обеспеченные залогом – [0007] руб.</w:t>
+        <w:t>В арбитражный суд [777] поступило (посредством сервиса подачи документов в электронном виде «Мой арбитр») заявление «[989]» о включении в третью очередь реестра требований кредиторов должника задолженности в размере [12] руб., из которых: основной долг в размере  [13] руб., просроченные проценты в размере [14] руб., неустойка в размере [15] руб., из них: как обеспеченные залогом – [0007] руб.</w:t>
       </w:r>
       <w:proofErr w:type="gramEnd"/>
     </w:p>
